--- a/docs/Immunity_Wars_Rulebook_v3_1.docx
+++ b/docs/Immunity_Wars_Rulebook_v3_1.docx
@@ -75,7 +75,7 @@
           <w:sz w:val="19"/>
           <w:szCs w:val="19"/>
         </w:rPr>
-        <w:t xml:space="preserve">Designed by Kartik Chaudhary · Scottish High International School, Gurgaon</w:t>
+        <w:t xml:space="preserve">Designed by Kartik Chaudhary</w:t>
       </w:r>
     </w:p>
     <w:tbl>

--- a/docs/Immunity_Wars_Rulebook_v3_1.docx
+++ b/docs/Immunity_Wars_Rulebook_v3_1.docx
@@ -4416,7 +4416,7 @@
                 <w:sz w:val="18"/>
                 <w:szCs w:val="18"/>
               </w:rPr>
-              <w:t xml:space="preserve">Spend one matching cube to destroy a virus, a toxin, or travelling/blood-stage malaria anywhere on the board.</w:t>
+              <w:t xml:space="preserve">Spend one matching cube to destroy a virus, a toxin, or travelling/blood-stage malaria anywhere on the board. Against Sleeping sickness, roll the die: on 1 to 3 it changes its coat, the cube is lost and it lives; on 4 to 6 it is destroyed.</w:t>
             </w:r>
           </w:p>
         </w:tc>
@@ -4582,7 +4582,7 @@
                 <w:sz w:val="18"/>
                 <w:szCs w:val="18"/>
               </w:rPr>
-              <w:t xml:space="preserve"> of it.</w:t>
+              <w:t xml:space="preserve"> of it. Never against a venom: it acts in minutes, and even a remembered response takes days, so only antivenom works.</w:t>
             </w:r>
           </w:p>
         </w:tc>
@@ -8230,7 +8230,7 @@
                 <w:sz w:val="18"/>
                 <w:szCs w:val="18"/>
               </w:rPr>
-              <w:t xml:space="preserve"> Beat a pathogen and your body remembers it. Vaccination is switched off.</w:t>
+              <w:t xml:space="preserve"> Beat a pathogen and your body remembers it, but never a venom: antivenom teaches it nothing. Vaccination is switched off.</w:t>
             </w:r>
           </w:p>
         </w:tc>

--- a/docs/Immunity_Wars_Rulebook_v3_1.docx
+++ b/docs/Immunity_Wars_Rulebook_v3_1.docx
@@ -1963,7 +1963,7 @@
           <w:sz w:val="20"/>
           <w:szCs w:val="20"/>
         </w:rPr>
-        <w:t xml:space="preserve"> — Training, Normal or Hard (Section 9). One board serves all three; only the numbers change.</w:t>
+        <w:t xml:space="preserve"> — Easy, Normal or Hard (Section 9). One board serves all three; only the numbers change.</w:t>
       </w:r>
     </w:p>
     <w:p>
@@ -2103,7 +2103,7 @@
           <w:sz w:val="20"/>
           <w:szCs w:val="20"/>
         </w:rPr>
-        <w:t xml:space="preserve"> — 2 on Training, 1 on Normal, none on Hard.</w:t>
+        <w:t xml:space="preserve"> — 2 on Easy, 1 on Normal, none on Hard.</w:t>
       </w:r>
     </w:p>
     <w:p>
@@ -2594,7 +2594,7 @@
                 <w:sz w:val="18"/>
                 <w:szCs w:val="18"/>
               </w:rPr>
-              <w:t xml:space="preserve">Training</w:t>
+              <w:t xml:space="preserve">Easy</w:t>
             </w:r>
           </w:p>
         </w:tc>
@@ -4955,7 +4955,7 @@
                 <w:sz w:val="18"/>
                 <w:szCs w:val="18"/>
               </w:rPr>
-              <w:t xml:space="preserve"> Base range is 3 on Training and 2 on Normal and Hard, +1 while a primed Helper T-Cell shares its space.</w:t>
+              <w:t xml:space="preserve"> Base range is 3 on Easy and 2 on Normal and Hard, +1 while a primed Helper T-Cell shares its space.</w:t>
             </w:r>
           </w:p>
         </w:tc>
@@ -8096,7 +8096,7 @@
           <w:sz w:val="20"/>
           <w:szCs w:val="20"/>
         </w:rPr>
-        <w:t xml:space="preserve"> a disease, that disease is dealt with instantly whenever it reappears — free on Training and Normal, and for 1 Action Point on Hard.</w:t>
+        <w:t xml:space="preserve"> a disease, that disease is dealt with instantly whenever it reappears — free on Easy and Normal, and for 1 Action Point on Hard.</w:t>
       </w:r>
     </w:p>
     <w:p>
@@ -8199,7 +8199,7 @@
                 <w:sz w:val="18"/>
                 <w:szCs w:val="18"/>
               </w:rPr>
-              <w:t xml:space="preserve">Training</w:t>
+              <w:t xml:space="preserve">Easy</w:t>
             </w:r>
           </w:p>
         </w:tc>
@@ -9104,7 +9104,7 @@
                 <w:sz w:val="18"/>
                 <w:szCs w:val="18"/>
               </w:rPr>
-              <w:t xml:space="preserve">Training</w:t>
+              <w:t xml:space="preserve">Easy</w:t>
             </w:r>
           </w:p>
         </w:tc>
@@ -10267,7 +10267,7 @@
           <w:sz w:val="20"/>
           <w:szCs w:val="20"/>
         </w:rPr>
-        <w:t xml:space="preserve">Training only</w:t>
+        <w:t xml:space="preserve">Easy only</w:t>
       </w:r>
       <w:r>
         <w:rPr>
@@ -10303,7 +10303,7 @@
           <w:sz w:val="20"/>
           <w:szCs w:val="20"/>
         </w:rPr>
-        <w:t xml:space="preserve">3 per action on Training and Normal, 2 on Hard.</w:t>
+        <w:t xml:space="preserve">3 per action on Easy and Normal, 2 on Hard.</w:t>
       </w:r>
     </w:p>
     <w:p>

--- a/docs/Immunity_Wars_Rulebook_v3_1.docx
+++ b/docs/Immunity_Wars_Rulebook_v3_1.docx
@@ -2981,7 +2981,7 @@
           <w:sz w:val="20"/>
           <w:szCs w:val="20"/>
         </w:rPr>
-        <w:t xml:space="preserve"> Each untagged bacterium may produce a copy on its own space (guaranteed on Hard, on a die roll otherwise). </w:t>
+        <w:t xml:space="preserve"> Roll the die for each uncoated bacterium. On Easy it produces a copy on its own space on a roll of 1 or 2; on Normal, on a roll of 1 to 3. On Hard it always produces a copy, and a second on a roll of 1 to 3. With a damaged Spleen, the roll needed on Easy and Normal is one higher. </w:t>
       </w:r>
       <w:r>
         <w:rPr>
@@ -3111,7 +3111,7 @@
           <w:sz w:val="20"/>
           <w:szCs w:val="20"/>
         </w:rPr>
-        <w:t xml:space="preserve"> An untagged Tetanus, Cholera or Gas gangrene left alive for 3 turns releases a toxin token on its space, once.</w:t>
+        <w:t xml:space="preserve"> An uncoated Tetanus, Cholera or Gas gangrene left alive for 3 turns releases a toxin token on its space, once.</w:t>
       </w:r>
     </w:p>
     <w:p>
@@ -3160,6 +3160,29 @@
           <w:szCs w:val="20"/>
         </w:rPr>
         <w:t xml:space="preserve">Advance the turn marker.</w:t>
+      </w:r>
+    </w:p>
+    <w:p>
+      <w:pPr>
+        <w:spacing w:after="70" w:before="70"/>
+      </w:pPr>
+      <w:r>
+        <w:rPr>
+          <w:b/>
+          <w:bCs/>
+          <w:color w:val="1a1320"/>
+          <w:sz w:val="20"/>
+          <w:szCs w:val="20"/>
+        </w:rPr>
+        <w:t xml:space="preserve">On Hard only: infections spread along the lymph.</w:t>
+      </w:r>
+      <w:r>
+        <w:rPr>
+          <w:color w:val="1a1320"/>
+          <w:sz w:val="20"/>
+          <w:szCs w:val="20"/>
+        </w:rPr>
+        <w:t xml:space="preserve"> Before any invader advances, roll the die for each uncoated invader standing on a step-3 circle that has a lymphatic link. On a 1 or 2, place a copy of it on the step-3 circle of a linked route; where two routes are linked, choose one at random. Malaria never spreads this way.</w:t>
       </w:r>
     </w:p>
     <w:tbl>
@@ -3860,7 +3883,7 @@
           <w:sz w:val="20"/>
           <w:szCs w:val="20"/>
         </w:rPr>
-        <w:t xml:space="preserve">The Monocyte can never engulf a worm, an untagged bacterium, a toxin, venom, or anything hidden inside a cell.</w:t>
+        <w:t xml:space="preserve">The Monocyte can never engulf a worm, an uncoated bacterium, a toxin, venom, or anything hidden inside a cell.</w:t>
       </w:r>
     </w:p>
     <w:p>
@@ -4291,7 +4314,7 @@
                 <w:sz w:val="18"/>
                 <w:szCs w:val="18"/>
               </w:rPr>
-              <w:t xml:space="preserve">Coat (tag)</w:t>
+              <w:t xml:space="preserve">Coat</w:t>
             </w:r>
           </w:p>
         </w:tc>
@@ -9538,7 +9561,7 @@
                 <w:sz w:val="18"/>
                 <w:szCs w:val="18"/>
               </w:rPr>
-              <w:t xml:space="preserve">up to 3</w:t>
+              <w:t xml:space="preserve">up to 3, or 4 with practice</w:t>
             </w:r>
           </w:p>
         </w:tc>
@@ -10097,6 +10120,178 @@
                 <w:szCs w:val="18"/>
               </w:rPr>
               <w:t xml:space="preserve">No</w:t>
+            </w:r>
+          </w:p>
+        </w:tc>
+      </w:tr>
+      <w:tr>
+        <w:tc>
+          <w:tcPr>
+            <w:tcW w:type="dxa" w:w="3700"/>
+            <w:tcMar>
+              <w:top w:type="dxa" w:w="55"/>
+              <w:left w:type="dxa" w:w="100"/>
+              <w:bottom w:type="dxa" w:w="55"/>
+              <w:right w:type="dxa" w:w="100"/>
+            </w:tcMar>
+          </w:tcPr>
+          <w:p>
+            <w:r>
+              <w:rPr>
+                <w:color w:val="1a1320"/>
+                <w:sz w:val="18"/>
+                <w:szCs w:val="18"/>
+              </w:rPr>
+              <w:t xml:space="preserve">Uncoated bacteria divide (d6)</w:t>
+            </w:r>
+          </w:p>
+        </w:tc>
+        <w:tc>
+          <w:tcPr>
+            <w:tcW w:type="dxa" w:w="2013"/>
+            <w:tcMar>
+              <w:top w:type="dxa" w:w="55"/>
+              <w:left w:type="dxa" w:w="100"/>
+              <w:bottom w:type="dxa" w:w="55"/>
+              <w:right w:type="dxa" w:w="100"/>
+            </w:tcMar>
+          </w:tcPr>
+          <w:p>
+            <w:r>
+              <w:rPr>
+                <w:color w:val="1a1320"/>
+                <w:sz w:val="18"/>
+                <w:szCs w:val="18"/>
+              </w:rPr>
+              <w:t xml:space="preserve">on 1–2</w:t>
+            </w:r>
+          </w:p>
+        </w:tc>
+        <w:tc>
+          <w:tcPr>
+            <w:tcW w:type="dxa" w:w="2013"/>
+            <w:tcMar>
+              <w:top w:type="dxa" w:w="55"/>
+              <w:left w:type="dxa" w:w="100"/>
+              <w:bottom w:type="dxa" w:w="55"/>
+              <w:right w:type="dxa" w:w="100"/>
+            </w:tcMar>
+          </w:tcPr>
+          <w:p>
+            <w:r>
+              <w:rPr>
+                <w:color w:val="1a1320"/>
+                <w:sz w:val="18"/>
+                <w:szCs w:val="18"/>
+              </w:rPr>
+              <w:t xml:space="preserve">on 1–3</w:t>
+            </w:r>
+          </w:p>
+        </w:tc>
+        <w:tc>
+          <w:tcPr>
+            <w:tcW w:type="dxa" w:w="2014"/>
+            <w:tcMar>
+              <w:top w:type="dxa" w:w="55"/>
+              <w:left w:type="dxa" w:w="100"/>
+              <w:bottom w:type="dxa" w:w="55"/>
+              <w:right w:type="dxa" w:w="100"/>
+            </w:tcMar>
+          </w:tcPr>
+          <w:p>
+            <w:r>
+              <w:rPr>
+                <w:color w:val="1a1320"/>
+                <w:sz w:val="18"/>
+                <w:szCs w:val="18"/>
+              </w:rPr>
+              <w:t xml:space="preserve">always; twice on 1–3</w:t>
+            </w:r>
+          </w:p>
+        </w:tc>
+      </w:tr>
+      <w:tr>
+        <w:tc>
+          <w:tcPr>
+            <w:tcW w:type="dxa" w:w="3700"/>
+            <w:tcMar>
+              <w:top w:type="dxa" w:w="55"/>
+              <w:left w:type="dxa" w:w="100"/>
+              <w:bottom w:type="dxa" w:w="55"/>
+              <w:right w:type="dxa" w:w="100"/>
+            </w:tcMar>
+          </w:tcPr>
+          <w:p>
+            <w:r>
+              <w:rPr>
+                <w:color w:val="1a1320"/>
+                <w:sz w:val="18"/>
+                <w:szCs w:val="18"/>
+              </w:rPr>
+              <w:t xml:space="preserve">Infections spread along the lymph</w:t>
+            </w:r>
+          </w:p>
+        </w:tc>
+        <w:tc>
+          <w:tcPr>
+            <w:tcW w:type="dxa" w:w="2013"/>
+            <w:tcMar>
+              <w:top w:type="dxa" w:w="55"/>
+              <w:left w:type="dxa" w:w="100"/>
+              <w:bottom w:type="dxa" w:w="55"/>
+              <w:right w:type="dxa" w:w="100"/>
+            </w:tcMar>
+          </w:tcPr>
+          <w:p>
+            <w:r>
+              <w:rPr>
+                <w:color w:val="1a1320"/>
+                <w:sz w:val="18"/>
+                <w:szCs w:val="18"/>
+              </w:rPr>
+              <w:t xml:space="preserve">No</w:t>
+            </w:r>
+          </w:p>
+        </w:tc>
+        <w:tc>
+          <w:tcPr>
+            <w:tcW w:type="dxa" w:w="2013"/>
+            <w:tcMar>
+              <w:top w:type="dxa" w:w="55"/>
+              <w:left w:type="dxa" w:w="100"/>
+              <w:bottom w:type="dxa" w:w="55"/>
+              <w:right w:type="dxa" w:w="100"/>
+            </w:tcMar>
+          </w:tcPr>
+          <w:p>
+            <w:r>
+              <w:rPr>
+                <w:color w:val="1a1320"/>
+                <w:sz w:val="18"/>
+                <w:szCs w:val="18"/>
+              </w:rPr>
+              <w:t xml:space="preserve">No</w:t>
+            </w:r>
+          </w:p>
+        </w:tc>
+        <w:tc>
+          <w:tcPr>
+            <w:tcW w:type="dxa" w:w="2014"/>
+            <w:tcMar>
+              <w:top w:type="dxa" w:w="55"/>
+              <w:left w:type="dxa" w:w="100"/>
+              <w:bottom w:type="dxa" w:w="55"/>
+              <w:right w:type="dxa" w:w="100"/>
+            </w:tcMar>
+          </w:tcPr>
+          <w:p>
+            <w:r>
+              <w:rPr>
+                <w:color w:val="1a1320"/>
+                <w:sz w:val="18"/>
+                <w:szCs w:val="18"/>
+              </w:rPr>
+              <w:t xml:space="preserve">Yes, on 1–2</w:t>
             </w:r>
           </w:p>
         </w:tc>
@@ -10243,39 +10438,21 @@
       </w:pPr>
       <w:r>
         <w:rPr>
-          <w:b/>
-          <w:bCs/>
-          <w:color w:val="1a1320"/>
-          <w:sz w:val="20"/>
-          <w:szCs w:val="20"/>
-        </w:rPr>
-        <w:t xml:space="preserve">+1</w:t>
-      </w:r>
-      <w:r>
-        <w:rPr>
-          <w:color w:val="1a1320"/>
-          <w:sz w:val="20"/>
-          <w:szCs w:val="20"/>
-        </w:rPr>
-        <w:t xml:space="preserve"> on </w:t>
-      </w:r>
-      <w:r>
-        <w:rPr>
-          <w:b/>
-          <w:bCs/>
-          <w:color w:val="1a1320"/>
-          <w:sz w:val="20"/>
-          <w:szCs w:val="20"/>
-        </w:rPr>
-        <w:t xml:space="preserve">Easy only</w:t>
-      </w:r>
-      <w:r>
-        <w:rPr>
-          <w:color w:val="1a1320"/>
-          <w:sz w:val="20"/>
-          <w:szCs w:val="20"/>
-        </w:rPr>
-        <w:t xml:space="preserve">, once you have produced 4 or more times against that same class (affinity maturation).</w:t>
+          <w:color w:val="1a1320"/>
+          <w:sz w:val="20"/>
+          <w:szCs w:val="20"/>
+        </w:rPr>
+        <w:t xml:space="preserve">The total so far is capped: </w:t>
+      </w:r>
+      <w:r>
+        <w:rPr>
+          <w:b/>
+          <w:bCs/>
+          <w:color w:val="1a1320"/>
+          <w:sz w:val="20"/>
+          <w:szCs w:val="20"/>
+        </w:rPr>
+        <w:t xml:space="preserve">3 per action on Easy and Normal, 2 on Hard.</w:t>
       </w:r>
     </w:p>
     <w:p>
@@ -10289,21 +10466,39 @@
       </w:pPr>
       <w:r>
         <w:rPr>
-          <w:color w:val="1a1320"/>
-          <w:sz w:val="20"/>
-          <w:szCs w:val="20"/>
-        </w:rPr>
-        <w:t xml:space="preserve">The total is then capped: </w:t>
-      </w:r>
-      <w:r>
-        <w:rPr>
-          <w:b/>
-          <w:bCs/>
-          <w:color w:val="1a1320"/>
-          <w:sz w:val="20"/>
-          <w:szCs w:val="20"/>
-        </w:rPr>
-        <w:t xml:space="preserve">3 per action on Easy and Normal, 2 on Hard.</w:t>
+          <w:b/>
+          <w:bCs/>
+          <w:color w:val="1a1320"/>
+          <w:sz w:val="20"/>
+          <w:szCs w:val="20"/>
+        </w:rPr>
+        <w:t xml:space="preserve">+1</w:t>
+      </w:r>
+      <w:r>
+        <w:rPr>
+          <w:color w:val="1a1320"/>
+          <w:sz w:val="20"/>
+          <w:szCs w:val="20"/>
+        </w:rPr>
+        <w:t xml:space="preserve"> on </w:t>
+      </w:r>
+      <w:r>
+        <w:rPr>
+          <w:b/>
+          <w:bCs/>
+          <w:color w:val="1a1320"/>
+          <w:sz w:val="20"/>
+          <w:szCs w:val="20"/>
+        </w:rPr>
+        <w:t xml:space="preserve">Easy only</w:t>
+      </w:r>
+      <w:r>
+        <w:rPr>
+          <w:color w:val="1a1320"/>
+          <w:sz w:val="20"/>
+          <w:szCs w:val="20"/>
+        </w:rPr>
+        <w:t xml:space="preserve">, on top of that cap, once you have produced 4 or more times against that same class (affinity maturation). So on Easy a practised class can make 4 in one action.</w:t>
       </w:r>
     </w:p>
     <w:p>
@@ -10546,7 +10741,7 @@
           <w:sz w:val="20"/>
           <w:szCs w:val="20"/>
         </w:rPr>
-        <w:t xml:space="preserve"> One untagged bacterium becomes two, then four. Coat them or NET them early, while it is still one.</w:t>
+        <w:t xml:space="preserve"> One uncoated bacterium becomes two, then four. Coat them or NET them early, while it is still one.</w:t>
       </w:r>
     </w:p>
     <w:p>

--- a/docs/Immunity_Wars_Rulebook_v3_1.docx
+++ b/docs/Immunity_Wars_Rulebook_v3_1.docx
@@ -2123,15 +2123,15 @@
           <w:sz w:val="20"/>
           <w:szCs w:val="20"/>
         </w:rPr>
-        <w:t xml:space="preserve">Shuffle the disease deck</w:t>
-      </w:r>
-      <w:r>
-        <w:rPr>
-          <w:color w:val="1a1320"/>
-          <w:sz w:val="20"/>
-          <w:szCs w:val="20"/>
-        </w:rPr>
-        <w:t xml:space="preserve"> and place it face down beside the board.</w:t>
+        <w:t xml:space="preserve">Set the Pathogen X card aside, then shuffle the disease deck</w:t>
+      </w:r>
+      <w:r>
+        <w:rPr>
+          <w:color w:val="1a1320"/>
+          <w:sz w:val="20"/>
+          <w:szCs w:val="20"/>
+        </w:rPr>
+        <w:t xml:space="preserve"> and place it face down beside the board. Section 8 says whether Pathogen X is in this game, and when it comes.</w:t>
       </w:r>
     </w:p>
     <w:p>
@@ -2945,15 +2945,33 @@
           <w:sz w:val="20"/>
           <w:szCs w:val="20"/>
         </w:rPr>
-        <w:t xml:space="preserve">Every invader advances one step</w:t>
-      </w:r>
-      <w:r>
-        <w:rPr>
-          <w:color w:val="1a1320"/>
-          <w:sz w:val="20"/>
-          <w:szCs w:val="20"/>
-        </w:rPr>
-        <w:t xml:space="preserve"> toward its target. Anything reaching an organ box attacks that organ, removing 1 integrity.</w:t>
+        <w:t xml:space="preserve">Bacteria divide.</w:t>
+      </w:r>
+      <w:r>
+        <w:rPr>
+          <w:color w:val="1a1320"/>
+          <w:sz w:val="20"/>
+          <w:szCs w:val="20"/>
+        </w:rPr>
+        <w:t xml:space="preserve"> Roll the die for each uncoated bacterium. On Easy it produces a copy on its own space on a roll of 1 or 2; on Normal, on a roll of 1 to 3. On Hard it always produces a copy, and a second on a roll of 1 to 3. With a damaged Spleen, the roll needed on Easy and Normal is one higher. </w:t>
+      </w:r>
+      <w:r>
+        <w:rPr>
+          <w:b/>
+          <w:bCs/>
+          <w:color w:val="1a1320"/>
+          <w:sz w:val="20"/>
+          <w:szCs w:val="20"/>
+        </w:rPr>
+        <w:t xml:space="preserve">A single space can hold at most 8 bacteria</w:t>
+      </w:r>
+      <w:r>
+        <w:rPr>
+          <w:color w:val="1a1320"/>
+          <w:sz w:val="20"/>
+          <w:szCs w:val="20"/>
+        </w:rPr>
+        <w:t xml:space="preserve"> — once it is full, growth there stops.</w:t>
       </w:r>
     </w:p>
     <w:p>
@@ -2973,33 +2991,15 @@
           <w:sz w:val="20"/>
           <w:szCs w:val="20"/>
         </w:rPr>
-        <w:t xml:space="preserve">Bacteria divide.</w:t>
-      </w:r>
-      <w:r>
-        <w:rPr>
-          <w:color w:val="1a1320"/>
-          <w:sz w:val="20"/>
-          <w:szCs w:val="20"/>
-        </w:rPr>
-        <w:t xml:space="preserve"> Roll the die for each uncoated bacterium. On Easy it produces a copy on its own space on a roll of 1 or 2; on Normal, on a roll of 1 to 3. On Hard it always produces a copy, and a second on a roll of 1 to 3. With a damaged Spleen, the roll needed on Easy and Normal is one higher. </w:t>
-      </w:r>
-      <w:r>
-        <w:rPr>
-          <w:b/>
-          <w:bCs/>
-          <w:color w:val="1a1320"/>
-          <w:sz w:val="20"/>
-          <w:szCs w:val="20"/>
-        </w:rPr>
-        <w:t xml:space="preserve">A single space can hold at most 8 bacteria</w:t>
-      </w:r>
-      <w:r>
-        <w:rPr>
-          <w:color w:val="1a1320"/>
-          <w:sz w:val="20"/>
-          <w:szCs w:val="20"/>
-        </w:rPr>
-        <w:t xml:space="preserve"> — once it is full, growth there stops.</w:t>
+        <w:t xml:space="preserve">Hidden pathogens may burst.</w:t>
+      </w:r>
+      <w:r>
+        <w:rPr>
+          <w:color w:val="1a1320"/>
+          <w:sz w:val="20"/>
+          <w:szCs w:val="20"/>
+        </w:rPr>
+        <w:t xml:space="preserve"> A cell harbouring one may rupture, replacing it with two copies released into the same space.</w:t>
       </w:r>
     </w:p>
     <w:p>
@@ -3019,15 +3019,15 @@
           <w:sz w:val="20"/>
           <w:szCs w:val="20"/>
         </w:rPr>
-        <w:t xml:space="preserve">Hidden pathogens may burst.</w:t>
-      </w:r>
-      <w:r>
-        <w:rPr>
-          <w:color w:val="1a1320"/>
-          <w:sz w:val="20"/>
-          <w:szCs w:val="20"/>
-        </w:rPr>
-        <w:t xml:space="preserve"> A cell harbouring one may rupture, replacing it with two copies released into the same space.</w:t>
+        <w:t xml:space="preserve">Free viruses may hide</w:t>
+      </w:r>
+      <w:r>
+        <w:rPr>
+          <w:color w:val="1a1320"/>
+          <w:sz w:val="20"/>
+          <w:szCs w:val="20"/>
+        </w:rPr>
+        <w:t xml:space="preserve">, becoming Hidden — out of reach of antibodies.</w:t>
       </w:r>
     </w:p>
     <w:p>
@@ -3047,15 +3047,15 @@
           <w:sz w:val="20"/>
           <w:szCs w:val="20"/>
         </w:rPr>
-        <w:t xml:space="preserve">Free viruses may hide</w:t>
-      </w:r>
-      <w:r>
-        <w:rPr>
-          <w:color w:val="1a1320"/>
-          <w:sz w:val="20"/>
-          <w:szCs w:val="20"/>
-        </w:rPr>
-        <w:t xml:space="preserve">, becoming Hidden — out of reach of antibodies.</w:t>
+        <w:t xml:space="preserve">Toxin-makers release toxins.</w:t>
+      </w:r>
+      <w:r>
+        <w:rPr>
+          <w:color w:val="1a1320"/>
+          <w:sz w:val="20"/>
+          <w:szCs w:val="20"/>
+        </w:rPr>
+        <w:t xml:space="preserve"> An uncoated Tetanus, Cholera, Gas gangrene, Diphtheria or Anthrax left alive for 3 turns releases a toxin token on its space, once.</w:t>
       </w:r>
     </w:p>
     <w:p>
@@ -3103,15 +3103,15 @@
           <w:sz w:val="20"/>
           <w:szCs w:val="20"/>
         </w:rPr>
-        <w:t xml:space="preserve">Toxin-makers release toxins.</w:t>
-      </w:r>
-      <w:r>
-        <w:rPr>
-          <w:color w:val="1a1320"/>
-          <w:sz w:val="20"/>
-          <w:szCs w:val="20"/>
-        </w:rPr>
-        <w:t xml:space="preserve"> An uncoated Tetanus, Cholera or Gas gangrene left alive for 3 turns releases a toxin token on its space, once.</w:t>
+        <w:t xml:space="preserve">On Hard only, infections spread along the lymph.</w:t>
+      </w:r>
+      <w:r>
+        <w:rPr>
+          <w:color w:val="1a1320"/>
+          <w:sz w:val="20"/>
+          <w:szCs w:val="20"/>
+        </w:rPr>
+        <w:t xml:space="preserve"> Roll the die for each uncoated invader standing on a step-3 circle that has a lymphatic link. On a 1 or 2, place a copy of it on the step-3 circle of a linked route; where two routes are linked, choose one at random. Malaria never spreads this way.</w:t>
       </w:r>
     </w:p>
     <w:p>
@@ -3131,15 +3131,15 @@
           <w:sz w:val="20"/>
           <w:szCs w:val="20"/>
         </w:rPr>
-        <w:t xml:space="preserve">Spent cells recover</w:t>
-      </w:r>
-      <w:r>
-        <w:rPr>
-          <w:color w:val="1a1320"/>
-          <w:sz w:val="20"/>
-          <w:szCs w:val="20"/>
-        </w:rPr>
-        <w:t xml:space="preserve"> if their regeneration time has elapsed.</w:t>
+        <w:t xml:space="preserve">Every invader advances one step</w:t>
+      </w:r>
+      <w:r>
+        <w:rPr>
+          <w:color w:val="1a1320"/>
+          <w:sz w:val="20"/>
+          <w:szCs w:val="20"/>
+        </w:rPr>
+        <w:t xml:space="preserve"> toward its target. Anything reaching an organ box attacks that organ, removing 1 integrity.</w:t>
       </w:r>
     </w:p>
     <w:p>
@@ -3159,30 +3159,63 @@
           <w:sz w:val="20"/>
           <w:szCs w:val="20"/>
         </w:rPr>
+        <w:t xml:space="preserve">Organs recover.</w:t>
+      </w:r>
+      <w:r>
+        <w:rPr>
+          <w:color w:val="1a1320"/>
+          <w:sz w:val="20"/>
+          <w:szCs w:val="20"/>
+        </w:rPr>
+        <w:t xml:space="preserve"> Each organ with no invader on its branch counts a clear turn; the turn it was hurt counts, if nothing else is on its branch. On Easy and Normal, an organ below full integrity uncovers 1 circle when it has 2 clear turns in a row, and its count starts again. On Hard a circle is never uncovered: after 2 clear turns in a row the organ's penalty stops instead, until an invader enters its branch again.</w:t>
+      </w:r>
+    </w:p>
+    <w:p>
+      <w:pPr>
+        <w:pStyle w:val="ListParagraph"/>
+        <w:numPr>
+          <w:ilvl w:val="0"/>
+          <w:numId w:val="3"/>
+        </w:numPr>
+        <w:spacing w:after="40" w:before="40"/>
+      </w:pPr>
+      <w:r>
+        <w:rPr>
+          <w:b/>
+          <w:bCs/>
+          <w:color w:val="1a1320"/>
+          <w:sz w:val="20"/>
+          <w:szCs w:val="20"/>
+        </w:rPr>
+        <w:t xml:space="preserve">Spent cells recover</w:t>
+      </w:r>
+      <w:r>
+        <w:rPr>
+          <w:color w:val="1a1320"/>
+          <w:sz w:val="20"/>
+          <w:szCs w:val="20"/>
+        </w:rPr>
+        <w:t xml:space="preserve"> if their regeneration time has elapsed.</w:t>
+      </w:r>
+    </w:p>
+    <w:p>
+      <w:pPr>
+        <w:pStyle w:val="ListParagraph"/>
+        <w:numPr>
+          <w:ilvl w:val="0"/>
+          <w:numId w:val="3"/>
+        </w:numPr>
+        <w:spacing w:after="40" w:before="40"/>
+      </w:pPr>
+      <w:r>
+        <w:rPr>
+          <w:b/>
+          <w:bCs/>
+          <w:color w:val="1a1320"/>
+          <w:sz w:val="20"/>
+          <w:szCs w:val="20"/>
+        </w:rPr>
         <w:t xml:space="preserve">Advance the turn marker.</w:t>
-      </w:r>
-    </w:p>
-    <w:p>
-      <w:pPr>
-        <w:spacing w:after="70" w:before="70"/>
-      </w:pPr>
-      <w:r>
-        <w:rPr>
-          <w:b/>
-          <w:bCs/>
-          <w:color w:val="1a1320"/>
-          <w:sz w:val="20"/>
-          <w:szCs w:val="20"/>
-        </w:rPr>
-        <w:t xml:space="preserve">On Hard only: infections spread along the lymph.</w:t>
-      </w:r>
-      <w:r>
-        <w:rPr>
-          <w:color w:val="1a1320"/>
-          <w:sz w:val="20"/>
-          <w:szCs w:val="20"/>
-        </w:rPr>
-        <w:t xml:space="preserve"> Before any invader advances, roll the die for each uncoated invader standing on a step-3 circle that has a lymphatic link. On a 1 or 2, place a copy of it on the step-3 circle of a linked route; where two routes are linked, choose one at random. Malaria never spreads this way.</w:t>
       </w:r>
     </w:p>
     <w:tbl>
@@ -7702,7 +7735,7 @@
                 <w:sz w:val="18"/>
                 <w:szCs w:val="18"/>
               </w:rPr>
-              <w:t xml:space="preserve">Cholera, pneumonia, tetanus, typhoid</w:t>
+              <w:t xml:space="preserve">Cholera, pneumonia, tetanus, typhoid, diphtheria, anthrax</w:t>
             </w:r>
           </w:p>
         </w:tc>
@@ -7832,7 +7865,7 @@
                 <w:sz w:val="18"/>
                 <w:szCs w:val="18"/>
               </w:rPr>
-              <w:t xml:space="preserve">Diphtheria, botulism, anthrax. </w:t>
+              <w:t xml:space="preserve">Botulism, Shiga toxin, and the toxins that bacteria release (tetanus, cholera, diphtheria, anthrax). </w:t>
             </w:r>
             <w:r>
               <w:rPr>
@@ -8052,6 +8085,64 @@
                 <w:szCs w:val="19"/>
               </w:rPr>
               <w:t xml:space="preserve"> that live inside cells — their cards correctly show EUK. Treat the label as "Hidden", not "Hidden virus".</w:t>
+            </w:r>
+          </w:p>
+        </w:tc>
+      </w:tr>
+    </w:tbl>
+    <w:p>
+      <w:pPr>
+        <w:spacing w:after="60" w:before="60"/>
+      </w:pPr>
+    </w:p>
+    <w:tbl>
+      <w:tblPr>
+        <w:tblW w:type="dxa" w:w="9740"/>
+        <w:tblBorders>
+          <w:top w:val="single" w:color="b45309" w:sz="2"/>
+          <w:left w:val="single" w:color="b45309" w:sz="18"/>
+          <w:bottom w:val="single" w:color="b45309" w:sz="2"/>
+          <w:right w:val="single" w:color="b45309" w:sz="2"/>
+          <w:insideH w:val="none"/>
+          <w:insideV w:val="none"/>
+        </w:tblBorders>
+      </w:tblPr>
+      <w:tblGrid>
+        <w:gridCol w:w="9740"/>
+      </w:tblGrid>
+      <w:tr>
+        <w:tc>
+          <w:tcPr>
+            <w:tcW w:type="dxa" w:w="9740"/>
+            <w:shd w:fill="fdf6e8" w:color="auto" w:val="clear"/>
+            <w:tcMar>
+              <w:top w:type="dxa" w:w="110"/>
+              <w:left w:type="dxa" w:w="150"/>
+              <w:bottom w:type="dxa" w:w="110"/>
+              <w:right w:type="dxa" w:w="130"/>
+            </w:tcMar>
+          </w:tcPr>
+          <w:p>
+            <w:pPr>
+              <w:spacing w:after="0" w:before="0"/>
+            </w:pPr>
+            <w:r>
+              <w:rPr>
+                <w:b/>
+                <w:bCs/>
+                <w:color w:val="92400e"/>
+                <w:sz w:val="18"/>
+                <w:szCs w:val="18"/>
+              </w:rPr>
+              <w:t xml:space="preserve">NOTE ON YOUR PRINTED CARDS   </w:t>
+            </w:r>
+            <w:r>
+              <w:rPr>
+                <w:color w:val="1a1320"/>
+                <w:sz w:val="19"/>
+                <w:szCs w:val="19"/>
+              </w:rPr>
+              <w:t xml:space="preserve">Your Diphtheria and Anthrax cards are printed as toxins of class TOX. Play each as a bacterium of class EXB: coat it and engulf it, and if it is left uncoated for 3 turns it releases its toxin, as Tetanus does. The Diphtheria bacterium heads for the Lungs and its toxin for the Heart. The Anthrax bacterium heads for the Lungs, moving 2 steps a turn, and its toxin for the Heart or the Liver.</w:t>
             </w:r>
           </w:p>
         </w:tc>
@@ -8410,6 +8501,29 @@
           <w:szCs w:val="20"/>
         </w:rPr>
         <w:t xml:space="preserve"> to find the one matching B-cell clone, and only then may you produce X antibodies. Pathogen X never hides inside cells.</w:t>
+      </w:r>
+    </w:p>
+    <w:p>
+      <w:pPr>
+        <w:spacing w:after="70" w:before="70"/>
+      </w:pPr>
+      <w:r>
+        <w:rPr>
+          <w:b/>
+          <w:bCs/>
+          <w:color w:val="1a1320"/>
+          <w:sz w:val="20"/>
+          <w:szCs w:val="20"/>
+        </w:rPr>
+        <w:t xml:space="preserve">Whether it comes, and when.</w:t>
+      </w:r>
+      <w:r>
+        <w:rPr>
+          <w:color w:val="1a1320"/>
+          <w:sz w:val="20"/>
+          <w:szCs w:val="20"/>
+        </w:rPr>
+        <w:t xml:space="preserve"> Pathogen X is never in the deck. At setup, roll the die, rolling again on a 6: on Easy it is in this game on a 1; on Normal on a 1, 2 or 3; on Hard it always is. If it is, it breaks in once, on top of that turn's cards, on one turn from 2 to 8 on Easy, 2 to 11 on Normal, 2 to 16 on Hard. Have someone who is not playing pick that turn at random and keep it to themselves, or draw it from numbered slips. The app does all of this for you, and does not tell you.</w:t>
       </w:r>
     </w:p>
     <w:tbl>
@@ -10296,6 +10410,178 @@
           </w:p>
         </w:tc>
       </w:tr>
+      <w:tr>
+        <w:tc>
+          <w:tcPr>
+            <w:tcW w:type="dxa" w:w="3700"/>
+            <w:tcMar>
+              <w:top w:type="dxa" w:w="55"/>
+              <w:left w:type="dxa" w:w="100"/>
+              <w:bottom w:type="dxa" w:w="55"/>
+              <w:right w:type="dxa" w:w="100"/>
+            </w:tcMar>
+          </w:tcPr>
+          <w:p>
+            <w:r>
+              <w:rPr>
+                <w:color w:val="1a1320"/>
+                <w:sz w:val="18"/>
+                <w:szCs w:val="18"/>
+              </w:rPr>
+              <w:t xml:space="preserve">A hurt organ recovers</w:t>
+            </w:r>
+          </w:p>
+        </w:tc>
+        <w:tc>
+          <w:tcPr>
+            <w:tcW w:type="dxa" w:w="2013"/>
+            <w:tcMar>
+              <w:top w:type="dxa" w:w="55"/>
+              <w:left w:type="dxa" w:w="100"/>
+              <w:bottom w:type="dxa" w:w="55"/>
+              <w:right w:type="dxa" w:w="100"/>
+            </w:tcMar>
+          </w:tcPr>
+          <w:p>
+            <w:r>
+              <w:rPr>
+                <w:color w:val="1a1320"/>
+                <w:sz w:val="18"/>
+                <w:szCs w:val="18"/>
+              </w:rPr>
+              <w:t xml:space="preserve">after 2 clear turns</w:t>
+            </w:r>
+          </w:p>
+        </w:tc>
+        <w:tc>
+          <w:tcPr>
+            <w:tcW w:type="dxa" w:w="2013"/>
+            <w:tcMar>
+              <w:top w:type="dxa" w:w="55"/>
+              <w:left w:type="dxa" w:w="100"/>
+              <w:bottom w:type="dxa" w:w="55"/>
+              <w:right w:type="dxa" w:w="100"/>
+            </w:tcMar>
+          </w:tcPr>
+          <w:p>
+            <w:r>
+              <w:rPr>
+                <w:color w:val="1a1320"/>
+                <w:sz w:val="18"/>
+                <w:szCs w:val="18"/>
+              </w:rPr>
+              <w:t xml:space="preserve">after 2 clear turns</w:t>
+            </w:r>
+          </w:p>
+        </w:tc>
+        <w:tc>
+          <w:tcPr>
+            <w:tcW w:type="dxa" w:w="2014"/>
+            <w:tcMar>
+              <w:top w:type="dxa" w:w="55"/>
+              <w:left w:type="dxa" w:w="100"/>
+              <w:bottom w:type="dxa" w:w="55"/>
+              <w:right w:type="dxa" w:w="100"/>
+            </w:tcMar>
+          </w:tcPr>
+          <w:p>
+            <w:r>
+              <w:rPr>
+                <w:color w:val="1a1320"/>
+                <w:sz w:val="18"/>
+                <w:szCs w:val="18"/>
+              </w:rPr>
+              <w:t xml:space="preserve">never; its penalty lifts</w:t>
+            </w:r>
+          </w:p>
+        </w:tc>
+      </w:tr>
+      <w:tr>
+        <w:tc>
+          <w:tcPr>
+            <w:tcW w:type="dxa" w:w="3700"/>
+            <w:tcMar>
+              <w:top w:type="dxa" w:w="55"/>
+              <w:left w:type="dxa" w:w="100"/>
+              <w:bottom w:type="dxa" w:w="55"/>
+              <w:right w:type="dxa" w:w="100"/>
+            </w:tcMar>
+          </w:tcPr>
+          <w:p>
+            <w:r>
+              <w:rPr>
+                <w:color w:val="1a1320"/>
+                <w:sz w:val="18"/>
+                <w:szCs w:val="18"/>
+              </w:rPr>
+              <w:t xml:space="preserve">Pathogen X is in the game</w:t>
+            </w:r>
+          </w:p>
+        </w:tc>
+        <w:tc>
+          <w:tcPr>
+            <w:tcW w:type="dxa" w:w="2013"/>
+            <w:tcMar>
+              <w:top w:type="dxa" w:w="55"/>
+              <w:left w:type="dxa" w:w="100"/>
+              <w:bottom w:type="dxa" w:w="55"/>
+              <w:right w:type="dxa" w:w="100"/>
+            </w:tcMar>
+          </w:tcPr>
+          <w:p>
+            <w:r>
+              <w:rPr>
+                <w:color w:val="1a1320"/>
+                <w:sz w:val="18"/>
+                <w:szCs w:val="18"/>
+              </w:rPr>
+              <w:t xml:space="preserve">2 games in 10</w:t>
+            </w:r>
+          </w:p>
+        </w:tc>
+        <w:tc>
+          <w:tcPr>
+            <w:tcW w:type="dxa" w:w="2013"/>
+            <w:tcMar>
+              <w:top w:type="dxa" w:w="55"/>
+              <w:left w:type="dxa" w:w="100"/>
+              <w:bottom w:type="dxa" w:w="55"/>
+              <w:right w:type="dxa" w:w="100"/>
+            </w:tcMar>
+          </w:tcPr>
+          <w:p>
+            <w:r>
+              <w:rPr>
+                <w:color w:val="1a1320"/>
+                <w:sz w:val="18"/>
+                <w:szCs w:val="18"/>
+              </w:rPr>
+              <w:t xml:space="preserve">6 games in 10</w:t>
+            </w:r>
+          </w:p>
+        </w:tc>
+        <w:tc>
+          <w:tcPr>
+            <w:tcW w:type="dxa" w:w="2014"/>
+            <w:tcMar>
+              <w:top w:type="dxa" w:w="55"/>
+              <w:left w:type="dxa" w:w="100"/>
+              <w:bottom w:type="dxa" w:w="55"/>
+              <w:right w:type="dxa" w:w="100"/>
+            </w:tcMar>
+          </w:tcPr>
+          <w:p>
+            <w:r>
+              <w:rPr>
+                <w:color w:val="1a1320"/>
+                <w:sz w:val="18"/>
+                <w:szCs w:val="18"/>
+              </w:rPr>
+              <w:t xml:space="preserve">always</w:t>
+            </w:r>
+          </w:p>
+        </w:tc>
+      </w:tr>
     </w:tbl>
     <w:p>
       <w:pPr>
@@ -10857,7 +11143,7 @@
           <w:sz w:val="20"/>
           <w:szCs w:val="20"/>
         </w:rPr>
-        <w:t xml:space="preserve"> — invaders advance · bacteria divide · hidden pathogens burst · viruses hide · lodged worms chew every 3rd turn · toxin-makers release after 3 turns · spent cells recover · advance the turn marker</w:t>
+        <w:t xml:space="preserve"> — bacteria divide · hidden pathogens burst · viruses hide · toxin-makers release after 3 turns · lodged worms chew every 3rd turn · on Hard, infections spread along the lymph · invaders advance · organs recover · spent cells recover · advance the turn marker</w:t>
       </w:r>
     </w:p>
     <w:p>
